--- a/materialien/Kuer/K1_Eigene_Datenbank/DD_K1_Eigene_Datenbank.docx
+++ b/materialien/Kuer/K1_Eigene_Datenbank/DD_K1_Eigene_Datenbank.docx
@@ -1530,17 +1530,17 @@
               <w:pStyle w:val="DDTabellentext"/>
             </w:pPr>
             <w:r>
-              <w:t xml:space="preserve">Die Detektei will ihre Zeuginnen und Zeugen speichern. Notiere die </w:t>
+              <w:t xml:space="preserve">Die Detektei will ihre Zeuginnen und Zeugen speichern. Implementiere die </w:t>
             </w:r>
             <w:r>
               <w:rPr>
                 <w:rFonts w:ascii="IBM Plex Mono" w:hAnsi="IBM Plex Mono" w:eastAsia="IBM Plex Mono" w:cs="IBM Plex Mono"/>
                 <w:sz w:val="19"/>
               </w:rPr>
-              <w:t>CREATE TABLE</w:t>
+              <w:t>Tabelle</w:t>
             </w:r>
             <w:r>
-              <w:t>-Anweisung zu diesem Schema – ZeugeNr ist eine ganze Zahl, Name darf nie leer sein.</w:t>
+              <w:t xml:space="preserve"> zu diesem Schema mit einer CREATE TABLE-Anweisung – ZeugeNr ist eine ganze Zahl, Name darf nie leer sein.</w:t>
             </w:r>
           </w:p>
           <w:p>
@@ -2213,7 +2213,7 @@
               <w:pStyle w:val="DDTabellentext"/>
             </w:pPr>
             <w:r>
-              <w:t>Die Tabelle Vernehmung verweist auf Zeuge. Entscheide für jede Anweisung (nacheinander ausgeführt), ob die Datenbank sie annimmt oder abweist, und begründe.</w:t>
+              <w:t>Die Tabelle Vernehmung verweist auf Zeuge. Beurteile für jede Anweisung (nacheinander ausgeführt), ob die Datenbank sie annimmt oder abweist.</w:t>
             </w:r>
           </w:p>
           <w:p>
@@ -2754,7 +2754,7 @@
               <w:pStyle w:val="DDTabellentext"/>
             </w:pPr>
             <w:r>
-              <w:t xml:space="preserve">Ausblick (nicht im Abitur): Schreibe diese Abfrage im Abitur-Stil mit </w:t>
+              <w:t xml:space="preserve">Ausblick (nicht im Abitur): Verändere diese Abfrage im Abitur-Stil so, dass sie </w:t>
             </w:r>
             <w:r>
               <w:rPr>
@@ -2764,7 +2764,7 @@
               <w:t>JOIN … ON</w:t>
             </w:r>
             <w:r>
-              <w:t xml:space="preserve"> um und gib das Ergebnis nach Auftrag 3 an.</w:t>
+              <w:t xml:space="preserve"> verwendet, und gib das Ergebnis nach Auftrag 3 an.</w:t>
             </w:r>
           </w:p>
           <w:p>
@@ -2954,7 +2954,7 @@
               <w:t>noch nie</w:t>
             </w:r>
             <w:r>
-              <w:t xml:space="preserve"> vernommen wurden. Notiere eine Abfrage mit </w:t>
+              <w:t xml:space="preserve"> vernommen wurden. Entwirf eine Abfrage mit </w:t>
             </w:r>
             <w:r>
               <w:rPr>
@@ -2964,7 +2964,7 @@
               <w:t>LEFT JOIN</w:t>
             </w:r>
             <w:r>
-              <w:t xml:space="preserve"> und erkläre, warum der Verbund im Abitur-Stil diese Frage nicht beantworten kann.</w:t>
+              <w:t xml:space="preserve"> und erläutere, warum der Verbund im Abitur-Stil diese Frage nicht beantworten kann.</w:t>
             </w:r>
           </w:p>
           <w:p>
@@ -3477,7 +3477,7 @@
               <w:t>DELETE FROM Regal WHERE RegalNr = 1;</w:t>
             </w:r>
             <w:r>
-              <w:t xml:space="preserve">)? Probiere es in der Sandbox aus und finde heraus, was </w:t>
+              <w:t xml:space="preserve">)? Probiere es in der Sandbox aus und bestimme, was </w:t>
             </w:r>
             <w:r>
               <w:rPr>
